--- a/PO lab6  zadanie do analizy i implemenatcji v1.docx
+++ b/PO lab6  zadanie do analizy i implemenatcji v1.docx
@@ -731,15 +731,13 @@
         <w:t xml:space="preserve">, stosowaniu związków pomiędzy klasami/obiektami (asocjacji, agregacji, kompozycji), a tym samym </w:t>
       </w:r>
       <w:r>
-        <w:t xml:space="preserve">o komunikacji między klasami/obiektami (wywoływaniu metod innych obiektów, wykorzystaniu argumentów wejściowych i odbieraniu argumentów wyjściowych do komunikacji, </w:t>
-      </w:r>
-      <w:proofErr w:type="spellStart"/>
-      <w:r>
-        <w:t>wtym</w:t>
-      </w:r>
-      <w:proofErr w:type="spellEnd"/>
-      <w:r>
-        <w:t xml:space="preserve"> zmianie stanów i wywoływania metod obiektów przesyłanych w parametrach (najlepiej jako wskaźnik/referencja). </w:t>
+        <w:t>o komunikacji między klasami/obiektami (wywoływaniu metod innych obiektów, wykorzystaniu argumentów wejściowych i odbieraniu argumentów wyjściowych do komunikacji, w</w:t>
+      </w:r>
+      <w:r>
+        <w:t xml:space="preserve"> </w:t>
+      </w:r>
+      <w:r>
+        <w:t xml:space="preserve">tym zmianie stanów i wywoływania metod obiektów przesyłanych w parametrach (najlepiej jako wskaźnik/referencja). </w:t>
       </w:r>
     </w:p>
     <w:p>
@@ -1254,13 +1252,27 @@
         <w:rPr>
           <w:highlight w:val="green"/>
         </w:rPr>
-        <w:t>komentarzach i zdjęciach,</w:t>
-      </w:r>
-      <w:r>
+        <w:t xml:space="preserve">komentarzach </w:t>
+      </w:r>
+      <w:r>
+        <w:rPr>
+          <w:i/>
+          <w:iCs/>
+          <w:highlight w:val="green"/>
+        </w:rPr>
+        <w:t>i zdjęciach,</w:t>
+      </w:r>
+      <w:r>
+        <w:rPr>
+          <w:i/>
+          <w:iCs/>
+        </w:rPr>
         <w:t xml:space="preserve"> tworzenia </w:t>
       </w:r>
       <w:r>
         <w:rPr>
+          <w:i/>
+          <w:iCs/>
           <w:highlight w:val="green"/>
         </w:rPr>
         <w:t>albumów fotograficznych</w:t>
@@ -7252,6 +7264,7 @@
   <w:style w:type="character" w:default="1" w:styleId="Domylnaczcionkaakapitu">
     <w:name w:val="Default Paragraph Font"/>
     <w:uiPriority w:val="1"/>
+    <w:semiHidden/>
     <w:unhideWhenUsed/>
   </w:style>
   <w:style w:type="table" w:default="1" w:styleId="Standardowy">
@@ -7900,23 +7913,6 @@
 </file>
 
 <file path=customXml/item1.xml><?xml version="1.0" encoding="utf-8"?>
-<p:properties xmlns:p="http://schemas.microsoft.com/office/2006/metadata/properties" xmlns:xsi="http://www.w3.org/2001/XMLSchema-instance" xmlns:pc="http://schemas.microsoft.com/office/infopath/2007/PartnerControls">
-  <documentManagement>
-    <ReferenceId xmlns="fd3f27a8-ad24-49d5-92fa-2c05663c6259" xsi:nil="true"/>
-  </documentManagement>
-</p:properties>
-</file>
-
-<file path=customXml/item2.xml><?xml version="1.0" encoding="utf-8"?>
-<?mso-contentType ?>
-<FormTemplates xmlns="http://schemas.microsoft.com/sharepoint/v3/contenttype/forms">
-  <Display>DocumentLibraryForm</Display>
-  <Edit>DocumentLibraryForm</Edit>
-  <New>DocumentLibraryForm</New>
-</FormTemplates>
-</file>
-
-<file path=customXml/item3.xml><?xml version="1.0" encoding="utf-8"?>
 <ct:contentTypeSchema xmlns:ct="http://schemas.microsoft.com/office/2006/metadata/contentType" xmlns:ma="http://schemas.microsoft.com/office/2006/metadata/properties/metaAttributes" ct:_="" ma:_="" ma:contentTypeName="Dokument" ma:contentTypeID="0x01010079CF38789B629C4AAA5F33600343C0A7" ma:contentTypeVersion="4" ma:contentTypeDescription="Utwórz nowy dokument." ma:contentTypeScope="" ma:versionID="03a7f6ca30ca43ef5470880c035ff45c">
   <xsd:schema xmlns:xsd="http://www.w3.org/2001/XMLSchema" xmlns:xs="http://www.w3.org/2001/XMLSchema" xmlns:p="http://schemas.microsoft.com/office/2006/metadata/properties" xmlns:ns2="fd3f27a8-ad24-49d5-92fa-2c05663c6259" targetNamespace="http://schemas.microsoft.com/office/2006/metadata/properties" ma:root="true" ma:fieldsID="c813fbdca954403d2538a81788f3b188" ns2:_="">
     <xsd:import namespace="fd3f27a8-ad24-49d5-92fa-2c05663c6259"/>
@@ -8060,29 +8056,28 @@
 </ct:contentTypeSchema>
 </file>
 
+<file path=customXml/item2.xml><?xml version="1.0" encoding="utf-8"?>
+<?mso-contentType ?>
+<FormTemplates xmlns="http://schemas.microsoft.com/sharepoint/v3/contenttype/forms">
+  <Display>DocumentLibraryForm</Display>
+  <Edit>DocumentLibraryForm</Edit>
+  <New>DocumentLibraryForm</New>
+</FormTemplates>
+</file>
+
+<file path=customXml/item3.xml><?xml version="1.0" encoding="utf-8"?>
+<p:properties xmlns:p="http://schemas.microsoft.com/office/2006/metadata/properties" xmlns:xsi="http://www.w3.org/2001/XMLSchema-instance" xmlns:pc="http://schemas.microsoft.com/office/infopath/2007/PartnerControls">
+  <documentManagement>
+    <ReferenceId xmlns="fd3f27a8-ad24-49d5-92fa-2c05663c6259" xsi:nil="true"/>
+  </documentManagement>
+</p:properties>
+</file>
+
 <file path=customXml/item4.xml><?xml version="1.0" encoding="utf-8"?>
 <b:Sources xmlns:b="http://schemas.openxmlformats.org/officeDocument/2006/bibliography" xmlns="http://schemas.openxmlformats.org/officeDocument/2006/bibliography" SelectedStyle="\APASixthEditionOfficeOnline.xsl" StyleName="APA" Version="6"/>
 </file>
 
 <file path=customXml/itemProps1.xml><?xml version="1.0" encoding="utf-8"?>
-<ds:datastoreItem xmlns:ds="http://schemas.openxmlformats.org/officeDocument/2006/customXml" ds:itemID="{22C5A530-C2DC-4E52-8F2F-B6FA6634DEE2}">
-  <ds:schemaRefs>
-    <ds:schemaRef ds:uri="http://schemas.microsoft.com/office/2006/metadata/properties"/>
-    <ds:schemaRef ds:uri="http://schemas.microsoft.com/office/infopath/2007/PartnerControls"/>
-    <ds:schemaRef ds:uri="fd3f27a8-ad24-49d5-92fa-2c05663c6259"/>
-  </ds:schemaRefs>
-</ds:datastoreItem>
-</file>
-
-<file path=customXml/itemProps2.xml><?xml version="1.0" encoding="utf-8"?>
-<ds:datastoreItem xmlns:ds="http://schemas.openxmlformats.org/officeDocument/2006/customXml" ds:itemID="{BA18345B-DA99-4ACD-88F0-B292052EDA1A}">
-  <ds:schemaRefs>
-    <ds:schemaRef ds:uri="http://schemas.microsoft.com/sharepoint/v3/contenttype/forms"/>
-  </ds:schemaRefs>
-</ds:datastoreItem>
-</file>
-
-<file path=customXml/itemProps3.xml><?xml version="1.0" encoding="utf-8"?>
 <ds:datastoreItem xmlns:ds="http://schemas.openxmlformats.org/officeDocument/2006/customXml" ds:itemID="{AF1A35D7-A49F-4DD2-81B1-B0C85B36FECD}">
   <ds:schemaRefs>
     <ds:schemaRef ds:uri="http://schemas.microsoft.com/office/2006/metadata/contentType"/>
@@ -8100,6 +8095,24 @@
 </ds:datastoreItem>
 </file>
 
+<file path=customXml/itemProps2.xml><?xml version="1.0" encoding="utf-8"?>
+<ds:datastoreItem xmlns:ds="http://schemas.openxmlformats.org/officeDocument/2006/customXml" ds:itemID="{BA18345B-DA99-4ACD-88F0-B292052EDA1A}">
+  <ds:schemaRefs>
+    <ds:schemaRef ds:uri="http://schemas.microsoft.com/sharepoint/v3/contenttype/forms"/>
+  </ds:schemaRefs>
+</ds:datastoreItem>
+</file>
+
+<file path=customXml/itemProps3.xml><?xml version="1.0" encoding="utf-8"?>
+<ds:datastoreItem xmlns:ds="http://schemas.openxmlformats.org/officeDocument/2006/customXml" ds:itemID="{22C5A530-C2DC-4E52-8F2F-B6FA6634DEE2}">
+  <ds:schemaRefs>
+    <ds:schemaRef ds:uri="http://schemas.microsoft.com/office/2006/metadata/properties"/>
+    <ds:schemaRef ds:uri="http://schemas.microsoft.com/office/infopath/2007/PartnerControls"/>
+    <ds:schemaRef ds:uri="fd3f27a8-ad24-49d5-92fa-2c05663c6259"/>
+  </ds:schemaRefs>
+</ds:datastoreItem>
+</file>
+
 <file path=customXml/itemProps4.xml><?xml version="1.0" encoding="utf-8"?>
 <ds:datastoreItem xmlns:ds="http://schemas.openxmlformats.org/officeDocument/2006/customXml" ds:itemID="{67DD6A7A-394A-4866-A2B0-CAB0D01B6CC8}">
   <ds:schemaRefs>

--- a/PO lab6  zadanie do analizy i implemenatcji v1.docx
+++ b/PO lab6  zadanie do analizy i implemenatcji v1.docx
@@ -74,27 +74,7 @@
           <w:sz w:val="28"/>
           <w:szCs w:val="28"/>
         </w:rPr>
-        <w:t>stanów/</w:t>
-      </w:r>
-      <w:proofErr w:type="spellStart"/>
-      <w:r>
-        <w:rPr>
-          <w:b/>
-          <w:bCs/>
-          <w:sz w:val="28"/>
-          <w:szCs w:val="28"/>
-        </w:rPr>
-        <w:t>zachowań</w:t>
-      </w:r>
-      <w:proofErr w:type="spellEnd"/>
-      <w:r>
-        <w:rPr>
-          <w:b/>
-          <w:bCs/>
-          <w:sz w:val="28"/>
-          <w:szCs w:val="28"/>
-        </w:rPr>
-        <w:t>, z czego co najmniej 2 zachowania metody uzupełnione i realizujące komunikację.</w:t>
+        <w:t>stanów/zachowań, z czego co najmniej 2 zachowania metody uzupełnione i realizujące komunikację.</w:t>
       </w:r>
     </w:p>
     <w:p>
@@ -124,13 +104,8 @@
         <w:t xml:space="preserve">ko ułatwienie wykorzystaj wybraną metodę analizy (m.in. analiza czasownikowo-rzeczownikowa, </w:t>
       </w:r>
       <w:r>
-        <w:t xml:space="preserve">Event </w:t>
-      </w:r>
-      <w:proofErr w:type="spellStart"/>
-      <w:r>
-        <w:t>Storming</w:t>
-      </w:r>
-      <w:proofErr w:type="spellEnd"/>
+        <w:t>Event Storming</w:t>
+      </w:r>
       <w:r>
         <w:t>, burza mózgów, i</w:t>
       </w:r>
@@ -182,188 +157,36 @@
         <w:rPr>
           <w:strike/>
         </w:rPr>
-        <w:t xml:space="preserve">W przydatku Event </w:t>
-      </w:r>
-      <w:proofErr w:type="spellStart"/>
-      <w:r>
-        <w:rPr>
-          <w:strike/>
-        </w:rPr>
-        <w:t>Storming</w:t>
-      </w:r>
-      <w:proofErr w:type="spellEnd"/>
-      <w:r>
-        <w:rPr>
-          <w:strike/>
-        </w:rPr>
-        <w:t xml:space="preserve"> powinien wystarczyć poziom Big Picture (minimum faza 0 (</w:t>
-      </w:r>
-      <w:proofErr w:type="spellStart"/>
-      <w:r>
-        <w:rPr>
-          <w:strike/>
-        </w:rPr>
-        <w:t>pivotal</w:t>
-      </w:r>
-      <w:proofErr w:type="spellEnd"/>
-      <w:r>
-        <w:rPr>
-          <w:strike/>
-        </w:rPr>
-        <w:t>)) dla min. 3-4 ciekawych przypadków, z czego bardziej szczegółowy Big Picture (fazy 1-4) dla min. jednego przypadku, czyli zastosować fazy 1 (</w:t>
-      </w:r>
-      <w:proofErr w:type="spellStart"/>
+        <w:t>W przydatku Event Storming powinien wystarczyć poziom Big Picture (minimum faza 0 (pivotal)) dla min. 3-4 ciekawych przypadków, z czego bardziej szczegółowy Big Picture (fazy 1-4) dla min. jednego przypadku, czyli zastosować fazy 1 (</w:t>
+      </w:r>
       <w:r>
         <w:rPr>
           <w:rFonts w:ascii="Calibri" w:eastAsia="Calibri" w:hAnsi="Calibri" w:cs="Calibri"/>
           <w:bCs/>
           <w:strike/>
         </w:rPr>
-        <w:t>wild</w:t>
-      </w:r>
-      <w:proofErr w:type="spellEnd"/>
-      <w:r>
-        <w:rPr>
-          <w:rFonts w:ascii="Calibri" w:eastAsia="Calibri" w:hAnsi="Calibri" w:cs="Calibri"/>
+        <w:t>wild/chaotic exploration)</w:t>
+      </w:r>
+      <w:r>
+        <w:rPr>
           <w:bCs/>
           <w:strike/>
         </w:rPr>
-        <w:t>/</w:t>
-      </w:r>
-      <w:proofErr w:type="spellStart"/>
-      <w:r>
-        <w:rPr>
-          <w:rFonts w:ascii="Calibri" w:eastAsia="Calibri" w:hAnsi="Calibri" w:cs="Calibri"/>
-          <w:bCs/>
+        <w:t xml:space="preserve">, </w:t>
+      </w:r>
+      <w:r>
+        <w:rPr>
           <w:strike/>
         </w:rPr>
-        <w:t>chaotic</w:t>
-      </w:r>
-      <w:proofErr w:type="spellEnd"/>
-      <w:r>
-        <w:rPr>
-          <w:rFonts w:ascii="Calibri" w:eastAsia="Calibri" w:hAnsi="Calibri" w:cs="Calibri"/>
-          <w:bCs/>
-          <w:strike/>
-        </w:rPr>
-        <w:t xml:space="preserve"> </w:t>
-      </w:r>
-      <w:proofErr w:type="spellStart"/>
-      <w:r>
-        <w:rPr>
-          <w:rFonts w:ascii="Calibri" w:eastAsia="Calibri" w:hAnsi="Calibri" w:cs="Calibri"/>
-          <w:bCs/>
-          <w:strike/>
-        </w:rPr>
-        <w:t>exploration</w:t>
-      </w:r>
-      <w:proofErr w:type="spellEnd"/>
-      <w:r>
-        <w:rPr>
-          <w:rFonts w:ascii="Calibri" w:eastAsia="Calibri" w:hAnsi="Calibri" w:cs="Calibri"/>
-          <w:bCs/>
-          <w:strike/>
-        </w:rPr>
-        <w:t>)</w:t>
-      </w:r>
-      <w:r>
-        <w:rPr>
-          <w:bCs/>
-          <w:strike/>
-        </w:rPr>
-        <w:t xml:space="preserve">, </w:t>
-      </w:r>
-      <w:r>
-        <w:rPr>
-          <w:strike/>
-        </w:rPr>
-        <w:t>2 (</w:t>
-      </w:r>
-      <w:proofErr w:type="spellStart"/>
-      <w:r>
-        <w:rPr>
-          <w:strike/>
-        </w:rPr>
-        <w:t>enforce</w:t>
-      </w:r>
-      <w:proofErr w:type="spellEnd"/>
-      <w:r>
-        <w:rPr>
-          <w:strike/>
-        </w:rPr>
-        <w:t xml:space="preserve"> the </w:t>
-      </w:r>
-      <w:proofErr w:type="spellStart"/>
-      <w:r>
-        <w:rPr>
-          <w:strike/>
-        </w:rPr>
-        <w:t>timeline</w:t>
-      </w:r>
-      <w:proofErr w:type="spellEnd"/>
-      <w:r>
-        <w:rPr>
-          <w:strike/>
-        </w:rPr>
-        <w:t>),3 (</w:t>
-      </w:r>
-      <w:proofErr w:type="spellStart"/>
+        <w:t>2 (enforce the timeline),3 (</w:t>
+      </w:r>
       <w:r>
         <w:rPr>
           <w:rFonts w:ascii="Calibri" w:eastAsia="Calibri" w:hAnsi="Calibri" w:cs="Calibri"/>
           <w:strike/>
         </w:rPr>
-        <w:t>actors</w:t>
-      </w:r>
-      <w:proofErr w:type="spellEnd"/>
-      <w:r>
-        <w:rPr>
-          <w:rFonts w:ascii="Calibri" w:eastAsia="Calibri" w:hAnsi="Calibri" w:cs="Calibri"/>
-          <w:strike/>
-        </w:rPr>
-        <w:t xml:space="preserve"> &amp; </w:t>
-      </w:r>
-      <w:proofErr w:type="spellStart"/>
-      <w:r>
-        <w:rPr>
-          <w:rFonts w:ascii="Calibri" w:eastAsia="Calibri" w:hAnsi="Calibri" w:cs="Calibri"/>
-          <w:strike/>
-        </w:rPr>
-        <w:t>systems</w:t>
-      </w:r>
-      <w:proofErr w:type="spellEnd"/>
-      <w:r>
-        <w:rPr>
-          <w:rFonts w:ascii="Calibri" w:eastAsia="Calibri" w:hAnsi="Calibri" w:cs="Calibri"/>
-          <w:strike/>
-        </w:rPr>
-        <w:t xml:space="preserve">), może 4 (faza 4 -&gt; </w:t>
-      </w:r>
-      <w:proofErr w:type="spellStart"/>
-      <w:r>
-        <w:rPr>
-          <w:rFonts w:ascii="Calibri" w:eastAsia="Calibri" w:hAnsi="Calibri" w:cs="Calibri"/>
-          <w:strike/>
-        </w:rPr>
-        <w:t>reverse</w:t>
-      </w:r>
-      <w:proofErr w:type="spellEnd"/>
-      <w:r>
-        <w:rPr>
-          <w:rFonts w:ascii="Calibri" w:eastAsia="Calibri" w:hAnsi="Calibri" w:cs="Calibri"/>
-          <w:strike/>
-        </w:rPr>
-        <w:t xml:space="preserve"> </w:t>
-      </w:r>
-      <w:proofErr w:type="spellStart"/>
-      <w:r>
-        <w:rPr>
-          <w:rFonts w:ascii="Calibri" w:eastAsia="Calibri" w:hAnsi="Calibri" w:cs="Calibri"/>
-          <w:strike/>
-        </w:rPr>
-        <w:t>narrative</w:t>
-      </w:r>
-      <w:proofErr w:type="spellEnd"/>
+        <w:t>actors &amp; systems), może 4 (faza 4 -&gt; reverse narrative</w:t>
+      </w:r>
       <w:r>
         <w:rPr>
           <w:strike/>
@@ -489,23 +312,7 @@
         <w:t xml:space="preserve"> Enterprise Architect</w:t>
       </w:r>
       <w:r>
-        <w:t xml:space="preserve"> (30 dni </w:t>
-      </w:r>
-      <w:proofErr w:type="spellStart"/>
-      <w:r>
-        <w:t>free</w:t>
-      </w:r>
-      <w:proofErr w:type="spellEnd"/>
-      <w:r>
-        <w:t xml:space="preserve">), Visual </w:t>
-      </w:r>
-      <w:proofErr w:type="spellStart"/>
-      <w:r>
-        <w:t>paradigm</w:t>
-      </w:r>
-      <w:proofErr w:type="spellEnd"/>
-      <w:r>
-        <w:t xml:space="preserve"> - Narzędzie typu CASE  </w:t>
+        <w:t xml:space="preserve"> (30 dni free), Visual paradigm - Narzędzie typu CASE  </w:t>
       </w:r>
       <w:hyperlink r:id="rId11" w:history="1">
         <w:r>
@@ -519,23 +326,7 @@
         <w:t xml:space="preserve"> </w:t>
       </w:r>
       <w:r>
-        <w:t xml:space="preserve"> (</w:t>
-      </w:r>
-      <w:proofErr w:type="spellStart"/>
-      <w:r>
-        <w:t>community</w:t>
-      </w:r>
-      <w:proofErr w:type="spellEnd"/>
-      <w:r>
-        <w:t xml:space="preserve"> </w:t>
-      </w:r>
-      <w:proofErr w:type="spellStart"/>
-      <w:r>
-        <w:t>free</w:t>
-      </w:r>
-      <w:proofErr w:type="spellEnd"/>
-      <w:r>
-        <w:t xml:space="preserve">) </w:t>
+        <w:t xml:space="preserve"> (community free) </w:t>
       </w:r>
       <w:hyperlink r:id="rId12" w:history="1">
         <w:r>
@@ -546,26 +337,10 @@
         </w:r>
       </w:hyperlink>
       <w:r>
-        <w:t xml:space="preserve">, </w:t>
-      </w:r>
-      <w:proofErr w:type="spellStart"/>
-      <w:r>
-        <w:t>Archi</w:t>
-      </w:r>
-      <w:proofErr w:type="spellEnd"/>
-      <w:r>
-        <w:t xml:space="preserve"> - Narzędzie typu CASE </w:t>
-      </w:r>
-      <w:r>
-        <w:t>https://www.archimatetool.com/ (</w:t>
-      </w:r>
-      <w:proofErr w:type="spellStart"/>
-      <w:r>
-        <w:t>free</w:t>
-      </w:r>
-      <w:proofErr w:type="spellEnd"/>
-      <w:r>
-        <w:t xml:space="preserve"> - open Source)</w:t>
+        <w:t xml:space="preserve">, Archi - Narzędzie typu CASE </w:t>
+      </w:r>
+      <w:r>
+        <w:t>https://www.archimatetool.com/ (free - open Source)</w:t>
       </w:r>
       <w:r>
         <w:t xml:space="preserve"> -</w:t>
@@ -628,15 +403,7 @@
         <w:t>wygeneruj</w:t>
       </w:r>
       <w:r>
-        <w:t xml:space="preserve">) deklaracje klas, metod, atrybutów, zdefiniuj wybrane metody, wykorzystaj kolekcje (np. tablica, </w:t>
-      </w:r>
-      <w:proofErr w:type="spellStart"/>
-      <w:r>
-        <w:t>vector</w:t>
-      </w:r>
-      <w:proofErr w:type="spellEnd"/>
-      <w:r>
-        <w:t>)</w:t>
+        <w:t>) deklaracje klas, metod, atrybutów, zdefiniuj wybrane metody, wykorzystaj kolekcje (np. tablica, vector)</w:t>
       </w:r>
       <w:r>
         <w:t>.</w:t>
@@ -669,15 +436,7 @@
         </w:numPr>
       </w:pPr>
       <w:r>
-        <w:t xml:space="preserve">Napisz w </w:t>
-      </w:r>
-      <w:proofErr w:type="spellStart"/>
-      <w:r>
-        <w:t>main</w:t>
-      </w:r>
-      <w:proofErr w:type="spellEnd"/>
-      <w:r>
-        <w:t xml:space="preserve"> kod sprawdzający, przedstawiający działanie programu. Powołuj obiekty do życia w sposób dynamiczny, wywołaj metody, wyświetlaj informacje, tak aby pokazać rozwiązanie danego problemu za pomocą obiektów i ich zachowania</w:t>
+        <w:t>Napisz w main kod sprawdzający, przedstawiający działanie programu. Powołuj obiekty do życia w sposób dynamiczny, wywołaj metody, wyświetlaj informacje, tak aby pokazać rozwiązanie danego problemu za pomocą obiektów i ich zachowania</w:t>
       </w:r>
       <w:r>
         <w:t>.</w:t>
@@ -690,17 +449,8 @@
           <w:i/>
           <w:iCs/>
         </w:rPr>
-        <w:t>(</w:t>
-      </w:r>
-      <w:proofErr w:type="spellStart"/>
-      <w:r>
-        <w:rPr>
-          <w:i/>
-          <w:iCs/>
-        </w:rPr>
-        <w:t>main</w:t>
-      </w:r>
-      <w:proofErr w:type="spellEnd"/>
+        <w:t>(main</w:t>
+      </w:r>
       <w:r>
         <w:rPr>
           <w:i/>
@@ -809,15 +559,7 @@
         <w:t>e</w:t>
       </w:r>
       <w:r>
-        <w:t xml:space="preserve"> pliku </w:t>
-      </w:r>
-      <w:proofErr w:type="spellStart"/>
-      <w:r>
-        <w:t>word</w:t>
-      </w:r>
-      <w:proofErr w:type="spellEnd"/>
-      <w:r>
-        <w:t xml:space="preserve">/pdf) zawierające </w:t>
+        <w:t xml:space="preserve"> pliku word/pdf) zawierające </w:t>
       </w:r>
     </w:p>
     <w:p>
@@ -936,57 +678,33 @@
                 <w:b/>
                 <w:bCs/>
               </w:rPr>
-              <w:t xml:space="preserve">Realizacja całości zadania oraz przesłanie rozliczenia na </w:t>
-            </w:r>
-            <w:proofErr w:type="spellStart"/>
-            <w:r>
+              <w:t>Realizacja całości zadania oraz przesłanie rozliczenia na teamasch w formie plików jak niżej:</w:t>
+            </w:r>
+          </w:p>
+          <w:p>
+            <w:pPr>
               <w:rPr>
                 <w:b/>
                 <w:bCs/>
               </w:rPr>
-              <w:t>teamasch</w:t>
-            </w:r>
-            <w:proofErr w:type="spellEnd"/>
-            <w:r>
+            </w:pPr>
+          </w:p>
+          <w:p>
+            <w:pPr>
               <w:rPr>
                 <w:b/>
                 <w:bCs/>
               </w:rPr>
-              <w:t xml:space="preserve"> w formie plików jak niżej:</w:t>
-            </w:r>
-          </w:p>
-          <w:p>
-            <w:pPr>
+            </w:pPr>
+            <w:r>
               <w:rPr>
                 <w:b/>
                 <w:bCs/>
               </w:rPr>
-            </w:pPr>
-          </w:p>
-          <w:p>
-            <w:pPr>
-              <w:rPr>
-                <w:b/>
-                <w:bCs/>
-              </w:rPr>
-            </w:pPr>
-            <w:r>
-              <w:rPr>
-                <w:b/>
-                <w:bCs/>
-              </w:rPr>
               <w:t>PLIKI:</w:t>
             </w:r>
             <w:r>
-              <w:t xml:space="preserve"> </w:t>
-            </w:r>
-            <w:proofErr w:type="spellStart"/>
-            <w:r>
-              <w:t>main.c</w:t>
-            </w:r>
-            <w:proofErr w:type="spellEnd"/>
-            <w:r>
-              <w:t xml:space="preserve">, nrAlbumu_nazwisko_lab6.pdf (jako sprawozdanie) </w:t>
+              <w:t xml:space="preserve"> main.c, nrAlbumu_nazwisko_lab6.pdf (jako sprawozdanie) </w:t>
             </w:r>
             <w:r>
               <w:rPr>
@@ -994,25 +712,7 @@
                 <w:bCs/>
                 <w:u w:val="single"/>
               </w:rPr>
-              <w:t xml:space="preserve">UWAGA ! Pozostałe pliki, klasy razem z całą resztą spakowane w .ZIP (jeden .ZIP na wszystkie zadania), bo </w:t>
-            </w:r>
-            <w:proofErr w:type="spellStart"/>
-            <w:r>
-              <w:rPr>
-                <w:b/>
-                <w:bCs/>
-                <w:u w:val="single"/>
-              </w:rPr>
-              <w:t>Teamsy</w:t>
-            </w:r>
-            <w:proofErr w:type="spellEnd"/>
-            <w:r>
-              <w:rPr>
-                <w:b/>
-                <w:bCs/>
-                <w:u w:val="single"/>
-              </w:rPr>
-              <w:t xml:space="preserve"> mają limit 10 plików.</w:t>
+              <w:t>UWAGA ! Pozostałe pliki, klasy razem z całą resztą spakowane w .ZIP (jeden .ZIP na wszystkie zadania), bo Teamsy mają limit 10 plików.</w:t>
             </w:r>
           </w:p>
         </w:tc>
@@ -1085,7 +785,6 @@
         </w:rPr>
         <w:t xml:space="preserve"> : </w:t>
       </w:r>
-      <w:proofErr w:type="spellStart"/>
       <w:r>
         <w:rPr>
           <w:b/>
@@ -1093,29 +792,8 @@
           <w:sz w:val="28"/>
           <w:szCs w:val="28"/>
         </w:rPr>
-        <w:t>Social</w:t>
-      </w:r>
-      <w:proofErr w:type="spellEnd"/>
-      <w:r>
-        <w:rPr>
-          <w:b/>
-          <w:bCs/>
-          <w:sz w:val="28"/>
-          <w:szCs w:val="28"/>
-        </w:rPr>
-        <w:t xml:space="preserve"> Media </w:t>
-      </w:r>
-      <w:proofErr w:type="spellStart"/>
-      <w:r>
-        <w:rPr>
-          <w:b/>
-          <w:bCs/>
-          <w:sz w:val="28"/>
-          <w:szCs w:val="28"/>
-        </w:rPr>
-        <w:t>Moghul</w:t>
-      </w:r>
-      <w:proofErr w:type="spellEnd"/>
+        <w:t>Social Media Moghul</w:t>
+      </w:r>
     </w:p>
     <w:p>
       <w:pPr>
@@ -1863,16 +1541,8 @@
         <w:rPr>
           <w:highlight w:val="green"/>
         </w:rPr>
-        <w:t xml:space="preserve">działań </w:t>
-      </w:r>
-      <w:proofErr w:type="spellStart"/>
-      <w:r>
-        <w:rPr>
-          <w:highlight w:val="green"/>
-        </w:rPr>
-        <w:t>moderacyjnych</w:t>
-      </w:r>
-      <w:proofErr w:type="spellEnd"/>
+        <w:t>działań moderacyjnych</w:t>
+      </w:r>
       <w:r>
         <w:t>.</w:t>
       </w:r>
@@ -2039,14 +1709,12 @@
       <w:r>
         <w:t xml:space="preserve"> o </w:t>
       </w:r>
-      <w:proofErr w:type="spellStart"/>
       <w:r>
         <w:rPr>
           <w:highlight w:val="green"/>
         </w:rPr>
         <w:t>polubieniach</w:t>
       </w:r>
-      <w:proofErr w:type="spellEnd"/>
       <w:r>
         <w:t>.</w:t>
       </w:r>
@@ -2468,17 +2136,8 @@
           <w:i/>
           <w:iCs/>
         </w:rPr>
-        <w:t xml:space="preserve">ęć konieczność </w:t>
-      </w:r>
-      <w:proofErr w:type="spellStart"/>
-      <w:r>
-        <w:rPr>
-          <w:i/>
-          <w:iCs/>
-        </w:rPr>
-        <w:t>updatów</w:t>
-      </w:r>
-      <w:proofErr w:type="spellEnd"/>
+        <w:t>ęć konieczność updatów</w:t>
+      </w:r>
       <w:r>
         <w:rPr>
           <w:i/>
@@ -2643,23 +2302,7 @@
           <w:i/>
           <w:iCs/>
         </w:rPr>
-        <w:t xml:space="preserve"> </w:t>
-      </w:r>
-      <w:proofErr w:type="spellStart"/>
-      <w:r>
-        <w:rPr>
-          <w:i/>
-          <w:iCs/>
-        </w:rPr>
-        <w:t>ew</w:t>
-      </w:r>
-      <w:proofErr w:type="spellEnd"/>
-      <w:r>
-        <w:rPr>
-          <w:i/>
-          <w:iCs/>
-        </w:rPr>
-        <w:t>, prosty tryb tekstowy</w:t>
+        <w:t xml:space="preserve"> ew, prosty tryb tekstowy</w:t>
       </w:r>
       <w:r>
         <w:rPr>
@@ -2902,11 +2545,9 @@
             <w:pPr>
               <w:jc w:val="center"/>
             </w:pPr>
-            <w:proofErr w:type="spellStart"/>
             <w:r>
               <w:t>user</w:t>
             </w:r>
-            <w:proofErr w:type="spellEnd"/>
           </w:p>
         </w:tc>
         <w:tc>
@@ -2915,13 +2556,37 @@
           </w:tcPr>
           <w:p>
             <w:r>
+              <w:t>-postuj</w:t>
+            </w:r>
+          </w:p>
+          <w:p>
+            <w:r>
               <w:t>-</w:t>
             </w:r>
-            <w:proofErr w:type="spellStart"/>
-            <w:r>
-              <w:t>postuj</w:t>
-            </w:r>
-            <w:proofErr w:type="spellEnd"/>
+            <w:r>
+              <w:rPr>
+                <w:highlight w:val="yellow"/>
+              </w:rPr>
+              <w:t xml:space="preserve"> dostosować</w:t>
+            </w:r>
+            <w:r>
+              <w:t xml:space="preserve"> rodzaj </w:t>
+            </w:r>
+            <w:r>
+              <w:rPr>
+                <w:highlight w:val="yellow"/>
+              </w:rPr>
+              <w:t>otrzymywanych</w:t>
+            </w:r>
+            <w:r>
+              <w:t xml:space="preserve"> </w:t>
+            </w:r>
+            <w:r>
+              <w:rPr>
+                <w:highlight w:val="green"/>
+              </w:rPr>
+              <w:t>powiadomień</w:t>
+            </w:r>
           </w:p>
           <w:p>
             <w:r>
@@ -2931,25 +2596,95 @@
               <w:rPr>
                 <w:highlight w:val="yellow"/>
               </w:rPr>
-              <w:t xml:space="preserve"> dostosować</w:t>
-            </w:r>
-            <w:r>
-              <w:t xml:space="preserve"> rodzaj </w:t>
+              <w:t xml:space="preserve"> zakładać</w:t>
+            </w:r>
+            <w:r>
+              <w:t xml:space="preserve"> </w:t>
+            </w:r>
+            <w:r>
+              <w:rPr>
+                <w:highlight w:val="green"/>
+              </w:rPr>
+              <w:t>własne grupy</w:t>
+            </w:r>
+          </w:p>
+          <w:p>
+            <w:r>
+              <w:t>-</w:t>
+            </w:r>
+            <w:r>
+              <w:t>tworzy</w:t>
+            </w:r>
+            <w:r>
+              <w:t xml:space="preserve"> </w:t>
+            </w:r>
+            <w:r>
+              <w:rPr>
+                <w:highlight w:val="green"/>
+              </w:rPr>
+              <w:t>wydarz</w:t>
+            </w:r>
+            <w:r>
+              <w:rPr>
+                <w:highlight w:val="green"/>
+              </w:rPr>
+              <w:t>ania</w:t>
+            </w:r>
+            <w:r>
+              <w:rPr>
+                <w:highlight w:val="green"/>
+              </w:rPr>
+              <w:t xml:space="preserve"> w obrębie grup</w:t>
+            </w:r>
+          </w:p>
+          <w:p>
+            <w:r>
+              <w:t>-</w:t>
             </w:r>
             <w:r>
               <w:rPr>
                 <w:highlight w:val="yellow"/>
               </w:rPr>
-              <w:t>otrzymywanych</w:t>
+              <w:t xml:space="preserve"> ograniczając je</w:t>
             </w:r>
             <w:r>
               <w:t xml:space="preserve"> </w:t>
             </w:r>
             <w:r>
               <w:rPr>
+                <w:highlight w:val="yellow"/>
+              </w:rPr>
+              <w:t>wyłącznie</w:t>
+            </w:r>
+            <w:r>
+              <w:t xml:space="preserve"> </w:t>
+            </w:r>
+            <w:r>
+              <w:t xml:space="preserve">do </w:t>
+            </w:r>
+            <w:r>
+              <w:rPr>
                 <w:highlight w:val="green"/>
               </w:rPr>
-              <w:t>powiadomień</w:t>
+              <w:t>wiadomości prywatnych</w:t>
+            </w:r>
+            <w:r>
+              <w:t xml:space="preserve"> czy </w:t>
+            </w:r>
+            <w:r>
+              <w:rPr>
+                <w:highlight w:val="yellow"/>
+              </w:rPr>
+              <w:t>wyłączając informacje</w:t>
+            </w:r>
+            <w:r>
+              <w:t xml:space="preserve"> o </w:t>
+            </w:r>
+            <w:r>
+              <w:rPr>
+                <w:highlight w:val="green"/>
+              </w:rPr>
+              <w:t>polubieniach</w:t>
             </w:r>
           </w:p>
           <w:p>
@@ -2957,217 +2692,80 @@
               <w:t>-</w:t>
             </w:r>
             <w:r>
-              <w:rPr>
-                <w:highlight w:val="yellow"/>
-              </w:rPr>
-              <w:t xml:space="preserve"> zakładać</w:t>
-            </w:r>
-            <w:r>
-              <w:t xml:space="preserve"> </w:t>
+              <w:t>odczytajPowiadomnieni</w:t>
+            </w:r>
+            <w:r>
+              <w:t>a</w:t>
+            </w:r>
+          </w:p>
+          <w:p>
+            <w:r>
+              <w:t>setVisibalityForGeneralPublic(</w:t>
+            </w:r>
+            <w:r>
+              <w:t xml:space="preserve"> swoich </w:t>
             </w:r>
             <w:r>
               <w:rPr>
                 <w:highlight w:val="green"/>
               </w:rPr>
-              <w:t>własne grupy</w:t>
-            </w:r>
-          </w:p>
-          <w:p>
-            <w:r>
-              <w:t>-</w:t>
-            </w:r>
-            <w:r>
-              <w:t>tworzy</w:t>
-            </w:r>
-            <w:r>
-              <w:t xml:space="preserve"> </w:t>
+              <w:t>postów</w:t>
+            </w:r>
+            <w:r>
+              <w:t xml:space="preserve">, </w:t>
             </w:r>
             <w:r>
               <w:rPr>
                 <w:highlight w:val="green"/>
               </w:rPr>
-              <w:t>wydarz</w:t>
+              <w:t>zdjęć</w:t>
+            </w:r>
+            <w:r>
+              <w:t xml:space="preserve"> i </w:t>
             </w:r>
             <w:r>
               <w:rPr>
                 <w:highlight w:val="green"/>
               </w:rPr>
-              <w:t>ania</w:t>
+              <w:t>profilu</w:t>
+            </w:r>
+            <w:r>
+              <w:t>)</w:t>
+            </w:r>
+          </w:p>
+          <w:p>
+            <w:r>
+              <w:t>-podejmji próbe moderacji grupy</w:t>
+            </w:r>
+            <w:r>
+              <w:t>(i.e. wywołaj akjce)</w:t>
+            </w:r>
+          </w:p>
+          <w:p/>
+          <w:p>
+            <w:r>
+              <w:t xml:space="preserve">tworzenia </w:t>
             </w:r>
             <w:r>
               <w:rPr>
                 <w:highlight w:val="green"/>
               </w:rPr>
-              <w:t xml:space="preserve"> w obrębie grup</w:t>
-            </w:r>
-          </w:p>
-          <w:p>
-            <w:r>
-              <w:t>-</w:t>
-            </w:r>
-            <w:r>
-              <w:rPr>
-                <w:highlight w:val="yellow"/>
-              </w:rPr>
-              <w:t xml:space="preserve"> ograniczając je</w:t>
-            </w:r>
-            <w:r>
-              <w:t xml:space="preserve"> </w:t>
-            </w:r>
-            <w:r>
-              <w:rPr>
-                <w:highlight w:val="yellow"/>
-              </w:rPr>
-              <w:t>wyłącznie</w:t>
-            </w:r>
-            <w:r>
-              <w:t xml:space="preserve"> </w:t>
-            </w:r>
-            <w:r>
-              <w:t xml:space="preserve">do </w:t>
+              <w:t>ankiet</w:t>
+            </w:r>
+            <w:r>
+              <w:t xml:space="preserve"> i </w:t>
             </w:r>
             <w:r>
               <w:rPr>
                 <w:highlight w:val="green"/>
               </w:rPr>
-              <w:t>wiadomości prywatnych</w:t>
-            </w:r>
-            <w:r>
-              <w:t xml:space="preserve"> czy </w:t>
-            </w:r>
-            <w:r>
-              <w:rPr>
-                <w:highlight w:val="yellow"/>
-              </w:rPr>
-              <w:t>wyłączając informacje</w:t>
-            </w:r>
-            <w:r>
-              <w:t xml:space="preserve"> o </w:t>
-            </w:r>
-            <w:proofErr w:type="spellStart"/>
-            <w:r>
-              <w:rPr>
-                <w:highlight w:val="green"/>
-              </w:rPr>
-              <w:t>polubieniach</w:t>
-            </w:r>
-            <w:proofErr w:type="spellEnd"/>
-          </w:p>
-          <w:p>
-            <w:r>
-              <w:t>-</w:t>
-            </w:r>
-            <w:proofErr w:type="spellStart"/>
-            <w:r>
-              <w:t>odczytajPowiadomnieni</w:t>
-            </w:r>
-            <w:r>
-              <w:t>a</w:t>
-            </w:r>
-            <w:proofErr w:type="spellEnd"/>
-          </w:p>
-          <w:p>
-            <w:proofErr w:type="spellStart"/>
-            <w:r>
-              <w:t>setVisibalityForGeneralPublic</w:t>
-            </w:r>
-            <w:proofErr w:type="spellEnd"/>
-            <w:r>
-              <w:t>(</w:t>
-            </w:r>
-            <w:r>
-              <w:t xml:space="preserve"> swoich </w:t>
-            </w:r>
-            <w:r>
-              <w:rPr>
-                <w:highlight w:val="green"/>
-              </w:rPr>
-              <w:t>postów</w:t>
-            </w:r>
-            <w:r>
-              <w:t xml:space="preserve">, </w:t>
-            </w:r>
-            <w:r>
-              <w:rPr>
-                <w:highlight w:val="green"/>
-              </w:rPr>
-              <w:t>zdjęć</w:t>
-            </w:r>
-            <w:r>
-              <w:t xml:space="preserve"> i </w:t>
-            </w:r>
-            <w:r>
-              <w:rPr>
-                <w:highlight w:val="green"/>
-              </w:rPr>
-              <w:t>profilu</w:t>
-            </w:r>
-            <w:r>
-              <w:t>)</w:t>
-            </w:r>
-          </w:p>
-          <w:p>
-            <w:r>
-              <w:t>-</w:t>
-            </w:r>
-            <w:proofErr w:type="spellStart"/>
-            <w:r>
-              <w:t>podejmji</w:t>
-            </w:r>
-            <w:proofErr w:type="spellEnd"/>
-            <w:r>
-              <w:t xml:space="preserve"> </w:t>
-            </w:r>
-            <w:proofErr w:type="spellStart"/>
-            <w:r>
-              <w:t>próbe</w:t>
-            </w:r>
-            <w:proofErr w:type="spellEnd"/>
-            <w:r>
-              <w:t xml:space="preserve"> moderacji grupy</w:t>
-            </w:r>
-            <w:r>
-              <w:t xml:space="preserve">(i.e. wywołaj </w:t>
-            </w:r>
-            <w:proofErr w:type="spellStart"/>
-            <w:r>
-              <w:t>akjce</w:t>
-            </w:r>
-            <w:proofErr w:type="spellEnd"/>
-            <w:r>
-              <w:t>)</w:t>
-            </w:r>
-          </w:p>
-          <w:p/>
-          <w:p>
-            <w:r>
-              <w:t xml:space="preserve">tworzenia </w:t>
-            </w:r>
-            <w:r>
-              <w:rPr>
-                <w:highlight w:val="green"/>
-              </w:rPr>
-              <w:t>ankiet</w:t>
-            </w:r>
-            <w:r>
-              <w:t xml:space="preserve"> i </w:t>
-            </w:r>
-            <w:r>
-              <w:rPr>
-                <w:highlight w:val="green"/>
-              </w:rPr>
               <w:t>głosowań</w:t>
             </w:r>
           </w:p>
           <w:p>
             <w:r>
-              <w:t>-</w:t>
-            </w:r>
-            <w:proofErr w:type="spellStart"/>
-            <w:r>
-              <w:t>addPictureToAlbum</w:t>
-            </w:r>
-            <w:proofErr w:type="spellEnd"/>
+              <w:t>-addPictureToAlbum</w:t>
+            </w:r>
           </w:p>
           <w:p>
             <w:r>
@@ -3175,35 +2773,17 @@
               <w:t>Zawęź</w:t>
             </w:r>
             <w:r>
-              <w:t xml:space="preserve"> wg </w:t>
-            </w:r>
-            <w:proofErr w:type="spellStart"/>
-            <w:r>
-              <w:t>kryterów</w:t>
-            </w:r>
-            <w:proofErr w:type="spellEnd"/>
-          </w:p>
-          <w:p>
-            <w:r>
-              <w:t xml:space="preserve">Sortuj wg </w:t>
-            </w:r>
-            <w:proofErr w:type="spellStart"/>
-            <w:r>
-              <w:t>kryterjów</w:t>
-            </w:r>
-            <w:proofErr w:type="spellEnd"/>
-          </w:p>
-          <w:p>
-            <w:r>
-              <w:t>-</w:t>
-            </w:r>
-            <w:proofErr w:type="spellStart"/>
-            <w:r>
-              <w:t>ustawieanie</w:t>
-            </w:r>
-            <w:proofErr w:type="spellEnd"/>
-            <w:r>
-              <w:t xml:space="preserve"> powiadomień</w:t>
+              <w:t xml:space="preserve"> wg kryterów</w:t>
+            </w:r>
+          </w:p>
+          <w:p>
+            <w:r>
+              <w:t>Sortuj wg kryterjów</w:t>
+            </w:r>
+          </w:p>
+          <w:p>
+            <w:r>
+              <w:t>-ustawieanie powiadomień</w:t>
             </w:r>
           </w:p>
         </w:tc>
@@ -3243,17 +2823,8 @@
                 <w:i/>
                 <w:iCs/>
               </w:rPr>
-              <w:t xml:space="preserve">Zawęź oraz sortuj mają oczywiście podobne znacznie jak możliwość filtrowania w </w:t>
-            </w:r>
-            <w:proofErr w:type="spellStart"/>
-            <w:r>
-              <w:rPr>
-                <w:i/>
-                <w:iCs/>
-              </w:rPr>
-              <w:t>excelu</w:t>
-            </w:r>
-            <w:proofErr w:type="spellEnd"/>
+              <w:t>Zawęź oraz sortuj mają oczywiście podobne znacznie jak możliwość filtrowania w excelu</w:t>
+            </w:r>
           </w:p>
         </w:tc>
         <w:tc>
@@ -3315,29 +2886,19 @@
               <w:rPr>
                 <w:highlight w:val="green"/>
               </w:rPr>
-              <w:t xml:space="preserve"> </w:t>
-            </w:r>
-            <w:proofErr w:type="spellStart"/>
+              <w:t xml:space="preserve"> i.e</w:t>
+            </w:r>
             <w:r>
               <w:rPr>
                 <w:highlight w:val="green"/>
               </w:rPr>
-              <w:t>i.e</w:t>
-            </w:r>
-            <w:proofErr w:type="spellEnd"/>
-            <w:r>
-              <w:rPr>
-                <w:highlight w:val="green"/>
-              </w:rPr>
               <w:t xml:space="preserve"> „Lubię to”</w:t>
             </w:r>
           </w:p>
           <w:p>
-            <w:proofErr w:type="spellStart"/>
             <w:r>
               <w:t>Powiadomnienia</w:t>
             </w:r>
-            <w:proofErr w:type="spellEnd"/>
           </w:p>
           <w:p>
             <w:r>
@@ -3346,15 +2907,7 @@
           </w:p>
           <w:p>
             <w:r>
-              <w:t xml:space="preserve">Powiązane </w:t>
-            </w:r>
-            <w:proofErr w:type="spellStart"/>
-            <w:r>
-              <w:t>akiety</w:t>
-            </w:r>
-            <w:proofErr w:type="spellEnd"/>
-            <w:r>
-              <w:t xml:space="preserve"> i głosowania</w:t>
+              <w:t>Powiązane akiety i głosowania</w:t>
             </w:r>
           </w:p>
           <w:p>
@@ -3554,45 +3107,13 @@
                 <w:i/>
                 <w:iCs/>
               </w:rPr>
-              <w:t xml:space="preserve"> </w:t>
-            </w:r>
-            <w:proofErr w:type="spellStart"/>
-            <w:r>
-              <w:rPr>
-                <w:b/>
-                <w:bCs/>
-                <w:i/>
-                <w:iCs/>
-              </w:rPr>
-              <w:t>user</w:t>
-            </w:r>
-            <w:proofErr w:type="spellEnd"/>
-          </w:p>
-          <w:p>
-            <w:r>
-              <w:t xml:space="preserve">Regulamin to plik tekstowy </w:t>
-            </w:r>
-            <w:proofErr w:type="spellStart"/>
-            <w:r>
-              <w:t>cp</w:t>
-            </w:r>
-            <w:proofErr w:type="spellEnd"/>
-            <w:r>
-              <w:t xml:space="preserve"> </w:t>
-            </w:r>
-            <w:proofErr w:type="spellStart"/>
-            <w:r>
-              <w:t>paste</w:t>
-            </w:r>
-            <w:proofErr w:type="spellEnd"/>
-            <w:r>
-              <w:t xml:space="preserve"> from </w:t>
-            </w:r>
-            <w:proofErr w:type="spellStart"/>
-            <w:r>
-              <w:t>facebook</w:t>
-            </w:r>
-            <w:proofErr w:type="spellEnd"/>
+              <w:t xml:space="preserve"> user</w:t>
+            </w:r>
+          </w:p>
+          <w:p>
+            <w:r>
+              <w:t>Regulamin to plik tekstowy cp paste from facebook</w:t>
+            </w:r>
           </w:p>
           <w:p/>
         </w:tc>
@@ -3629,11 +3150,9 @@
             </w:r>
           </w:p>
           <w:p>
-            <w:proofErr w:type="spellStart"/>
             <w:r>
               <w:t>Powiadominia</w:t>
             </w:r>
-            <w:proofErr w:type="spellEnd"/>
           </w:p>
         </w:tc>
       </w:tr>
@@ -3768,28 +3287,25 @@
                 <w:lang w:val="en-GB"/>
               </w:rPr>
             </w:pPr>
-            <w:proofErr w:type="spellStart"/>
             <w:r>
               <w:rPr>
                 <w:lang w:val="en-GB"/>
               </w:rPr>
-              <w:t>Zweryfikuj</w:t>
-            </w:r>
-            <w:proofErr w:type="spellEnd"/>
-            <w:r>
+              <w:t>Zweryfikuj uprawnienia</w:t>
+            </w:r>
+          </w:p>
+          <w:p>
+            <w:pPr>
               <w:rPr>
                 <w:lang w:val="en-GB"/>
               </w:rPr>
-              <w:t xml:space="preserve"> </w:t>
-            </w:r>
-            <w:proofErr w:type="spellStart"/>
+            </w:pPr>
             <w:r>
               <w:rPr>
                 <w:lang w:val="en-GB"/>
               </w:rPr>
-              <w:t>uprawnienia</w:t>
-            </w:r>
-            <w:proofErr w:type="spellEnd"/>
+              <w:t>addPersonToMention</w:t>
+            </w:r>
           </w:p>
           <w:p>
             <w:pPr>
@@ -3797,14 +3313,12 @@
                 <w:lang w:val="en-GB"/>
               </w:rPr>
             </w:pPr>
-            <w:proofErr w:type="spellStart"/>
             <w:r>
               <w:rPr>
                 <w:lang w:val="en-GB"/>
               </w:rPr>
-              <w:t>addPersonToMention</w:t>
-            </w:r>
-            <w:proofErr w:type="spellEnd"/>
+              <w:t>removePersonFromMentionList()</w:t>
+            </w:r>
           </w:p>
           <w:p>
             <w:pPr>
@@ -3812,35 +3326,12 @@
                 <w:lang w:val="en-GB"/>
               </w:rPr>
             </w:pPr>
-            <w:proofErr w:type="spellStart"/>
             <w:r>
               <w:rPr>
                 <w:lang w:val="en-GB"/>
               </w:rPr>
-              <w:t>removePersonFromMentionList</w:t>
-            </w:r>
-            <w:proofErr w:type="spellEnd"/>
-            <w:r>
-              <w:rPr>
-                <w:lang w:val="en-GB"/>
-              </w:rPr>
-              <w:t>()</w:t>
-            </w:r>
-          </w:p>
-          <w:p>
-            <w:pPr>
-              <w:rPr>
-                <w:lang w:val="en-GB"/>
-              </w:rPr>
-            </w:pPr>
-            <w:proofErr w:type="spellStart"/>
-            <w:r>
-              <w:rPr>
-                <w:lang w:val="en-GB"/>
-              </w:rPr>
               <w:t>deletePost</w:t>
             </w:r>
-            <w:proofErr w:type="spellEnd"/>
           </w:p>
           <w:p>
             <w:pPr>
@@ -3898,23 +3389,7 @@
                 <w:b/>
                 <w:bCs/>
               </w:rPr>
-              <w:t xml:space="preserve">(albo referencja generalnie każdy post powinien być </w:t>
-            </w:r>
-            <w:proofErr w:type="spellStart"/>
-            <w:r>
-              <w:rPr>
-                <w:b/>
-                <w:bCs/>
-              </w:rPr>
-              <w:t>reprezzentowanny</w:t>
-            </w:r>
-            <w:proofErr w:type="spellEnd"/>
-            <w:r>
-              <w:rPr>
-                <w:b/>
-                <w:bCs/>
-              </w:rPr>
-              <w:t xml:space="preserve"> tylko przez jedną strukturę danych)</w:t>
+              <w:t>(albo referencja generalnie każdy post powinien być reprezzentowanny tylko przez jedną strukturę danych)</w:t>
             </w:r>
             <w:r>
               <w:t xml:space="preserve"> będą potrzebne w wielu </w:t>
@@ -3934,34 +3409,13 @@
           </w:p>
           <w:p>
             <w:r>
-              <w:t xml:space="preserve">W przypadku rozbudowy systemu wymagane byłoby </w:t>
-            </w:r>
-            <w:proofErr w:type="spellStart"/>
-            <w:r>
-              <w:t>przenieśnie</w:t>
-            </w:r>
-            <w:proofErr w:type="spellEnd"/>
-            <w:r>
-              <w:t xml:space="preserve"> część </w:t>
-            </w:r>
-            <w:proofErr w:type="spellStart"/>
-            <w:r>
-              <w:t>dziedzczenia</w:t>
-            </w:r>
-            <w:proofErr w:type="spellEnd"/>
-            <w:r>
-              <w:t xml:space="preserve"> od</w:t>
-            </w:r>
-            <w:r>
-              <w:t xml:space="preserve"> postów do klasy </w:t>
-            </w:r>
-            <w:proofErr w:type="spellStart"/>
-            <w:r>
-              <w:t>wirturalnej</w:t>
-            </w:r>
-            <w:proofErr w:type="spellEnd"/>
-            <w:r>
-              <w:t>.</w:t>
+              <w:t xml:space="preserve">W przypadku rozbudowy systemu wymagane byłoby przenieśnie część </w:t>
+            </w:r>
+            <w:r>
+              <w:t>dziedzczenia od</w:t>
+            </w:r>
+            <w:r>
+              <w:t xml:space="preserve"> postów do klasy wirturalnej.</w:t>
             </w:r>
           </w:p>
           <w:p>
@@ -3977,25 +3431,12 @@
             </w:pPr>
             <w:r>
               <w:lastRenderedPageBreak/>
-              <w:t xml:space="preserve">Samo zdjęcie nie będzie </w:t>
-            </w:r>
-            <w:proofErr w:type="spellStart"/>
-            <w:r>
-              <w:t>reprezntowane</w:t>
-            </w:r>
-            <w:proofErr w:type="spellEnd"/>
-          </w:p>
-          <w:p>
-            <w:r>
-              <w:t xml:space="preserve">Posty będą </w:t>
-            </w:r>
-            <w:proofErr w:type="spellStart"/>
-            <w:r>
-              <w:t>urzywane</w:t>
-            </w:r>
-            <w:proofErr w:type="spellEnd"/>
-            <w:r>
-              <w:t xml:space="preserve"> jako klasa od której dużo elementów będzie dziedziczyć swoje cechy</w:t>
+              <w:t>Samo zdjęcie nie będzie reprezntowane</w:t>
+            </w:r>
+          </w:p>
+          <w:p>
+            <w:r>
+              <w:t>Posty będą urzywane jako klasa od której dużo elementów będzie dziedziczyć swoje cechy</w:t>
             </w:r>
             <w:r>
               <w:t xml:space="preserve"> de facto wszystkie wydarzenia dla powiadomień będą widziane jako posty po prostu część będzie miała swoje specjalne cechy</w:t>
@@ -4016,47 +3457,18 @@
               </w:pBdr>
             </w:pPr>
             <w:r>
-              <w:t xml:space="preserve">Posty są pomyślane jako czysto </w:t>
-            </w:r>
-            <w:proofErr w:type="spellStart"/>
-            <w:r>
-              <w:t>wirtutlana</w:t>
-            </w:r>
-            <w:proofErr w:type="spellEnd"/>
-            <w:r>
-              <w:t xml:space="preserve"> rzecz jak na </w:t>
-            </w:r>
-            <w:proofErr w:type="spellStart"/>
-            <w:r>
-              <w:t>fec</w:t>
-            </w:r>
-            <w:r>
-              <w:t>booku</w:t>
-            </w:r>
-            <w:proofErr w:type="spellEnd"/>
-            <w:r>
-              <w:t xml:space="preserve"> więc nie mają parametrów łączących ich z światem rzeczywistym w sposób bezpośredni , de facto wszystkie aktywność będą postami tak jak wszystko jest plikiem w Linux.</w:t>
-            </w:r>
-          </w:p>
-          <w:p>
-            <w:proofErr w:type="spellStart"/>
-            <w:r>
-              <w:t>RemovePostFromExistence</w:t>
-            </w:r>
-            <w:proofErr w:type="spellEnd"/>
-            <w:r>
-              <w:t xml:space="preserve"> powinno usunąć wszystkie wystąpienia postu w ramach sieci,</w:t>
-            </w:r>
-            <w:r>
-              <w:t xml:space="preserve"> </w:t>
-            </w:r>
-            <w:proofErr w:type="spellStart"/>
-            <w:r>
-              <w:t>i.e</w:t>
-            </w:r>
-            <w:proofErr w:type="spellEnd"/>
-            <w:r>
-              <w:t xml:space="preserve"> przerobić linki do postu na NULL</w:t>
+              <w:t>Posty są pomyślane jako czysto wirtutlana rzecz jak na fec</w:t>
+            </w:r>
+            <w:r>
+              <w:t>booku więc nie mają parametrów łączących ich z światem rzeczywistym w sposób bezpośredni , de facto wszystkie aktywność będą postami tak jak wszystko jest plikiem w Linux.</w:t>
+            </w:r>
+          </w:p>
+          <w:p>
+            <w:r>
+              <w:t>RemovePostFromExistence powinno usunąć wszystkie wystąpienia postu w ramach sieci,</w:t>
+            </w:r>
+            <w:r>
+              <w:t xml:space="preserve"> i.e przerobić linki do postu na NULL</w:t>
             </w:r>
           </w:p>
           <w:p/>
@@ -4073,13 +3485,8 @@
           </w:p>
           <w:p>
             <w:r>
-              <w:t xml:space="preserve">Treść </w:t>
-            </w:r>
-            <w:proofErr w:type="spellStart"/>
-            <w:r>
-              <w:t>posta</w:t>
-            </w:r>
-            <w:proofErr w:type="spellEnd"/>
+              <w:t>Treść posta</w:t>
+            </w:r>
           </w:p>
           <w:p>
             <w:r>
@@ -4147,11 +3554,9 @@
             </w:r>
           </w:p>
           <w:p>
-            <w:proofErr w:type="spellStart"/>
             <w:r>
               <w:t>dodajPostDoGrupy</w:t>
             </w:r>
-            <w:proofErr w:type="spellEnd"/>
           </w:p>
           <w:p>
             <w:r>
@@ -4168,13 +3573,8 @@
           </w:p>
           <w:p>
             <w:r>
-              <w:t xml:space="preserve">dodaj </w:t>
-            </w:r>
-            <w:proofErr w:type="spellStart"/>
-            <w:r>
-              <w:t>urzytkownika</w:t>
-            </w:r>
-            <w:proofErr w:type="spellEnd"/>
+              <w:t>dodaj urzytkownika</w:t>
+            </w:r>
           </w:p>
         </w:tc>
         <w:tc>
@@ -4216,30 +3616,20 @@
               <w:t>użytkowników</w:t>
             </w:r>
             <w:r>
-              <w:t xml:space="preserve"> przez klasę </w:t>
-            </w:r>
-            <w:proofErr w:type="spellStart"/>
-            <w:r>
-              <w:t>members</w:t>
+              <w:t xml:space="preserve"> przez klasę members</w:t>
             </w:r>
             <w:r>
               <w:t>O</w:t>
             </w:r>
             <w:r>
-              <w:t>f</w:t>
-            </w:r>
-            <w:proofErr w:type="spellEnd"/>
-            <w:r>
-              <w:t xml:space="preserve"> </w:t>
-            </w:r>
-            <w:proofErr w:type="spellStart"/>
+              <w:t xml:space="preserve">f </w:t>
+            </w:r>
             <w:r>
               <w:t>G</w:t>
             </w:r>
             <w:r>
               <w:t>roup</w:t>
             </w:r>
-            <w:proofErr w:type="spellEnd"/>
           </w:p>
         </w:tc>
         <w:tc>
@@ -4309,23 +3699,13 @@
           </w:p>
           <w:p>
             <w:r>
-              <w:t xml:space="preserve">Ustaw </w:t>
-            </w:r>
-            <w:proofErr w:type="spellStart"/>
-            <w:r>
-              <w:t>lokalicacje</w:t>
-            </w:r>
-            <w:proofErr w:type="spellEnd"/>
-          </w:p>
-          <w:p>
-            <w:proofErr w:type="spellStart"/>
+              <w:t>Ustaw lokalicacje</w:t>
+            </w:r>
+          </w:p>
+          <w:p>
             <w:r>
               <w:lastRenderedPageBreak/>
-              <w:t>Wyśliji</w:t>
-            </w:r>
-            <w:proofErr w:type="spellEnd"/>
-            <w:r>
-              <w:t xml:space="preserve"> powiadomienia</w:t>
+              <w:t>Wyśliji powiadomienia</w:t>
             </w:r>
           </w:p>
           <w:p>
@@ -4428,23 +3808,13 @@
               <w:t>Daj</w:t>
             </w:r>
             <w:r>
-              <w:t xml:space="preserve"> </w:t>
-            </w:r>
-            <w:proofErr w:type="spellStart"/>
-            <w:r>
-              <w:t>lokalizcje</w:t>
-            </w:r>
-            <w:proofErr w:type="spellEnd"/>
-            <w:r>
-              <w:t xml:space="preserve"> wydarzenia(niemożliwe dla postów)</w:t>
-            </w:r>
-          </w:p>
-          <w:p>
-            <w:proofErr w:type="spellStart"/>
+              <w:t xml:space="preserve"> lokalizcje wydarzenia(niemożliwe dla postów)</w:t>
+            </w:r>
+          </w:p>
+          <w:p>
             <w:r>
               <w:t>showReminder</w:t>
             </w:r>
-            <w:proofErr w:type="spellEnd"/>
             <w:r>
               <w:t>()</w:t>
             </w:r>
@@ -4457,15 +3827,7 @@
           </w:tcPr>
           <w:p>
             <w:r>
-              <w:t xml:space="preserve">(wymagany link </w:t>
-            </w:r>
-            <w:proofErr w:type="spellStart"/>
-            <w:r>
-              <w:t>i.e</w:t>
-            </w:r>
-            <w:proofErr w:type="spellEnd"/>
-            <w:r>
-              <w:t xml:space="preserve"> wskaźnik do wydarzenia)</w:t>
+              <w:t>(wymagany link i.e wskaźnik do wydarzenia)</w:t>
             </w:r>
           </w:p>
           <w:p/>
@@ -4476,15 +3838,7 @@
           </w:tcPr>
           <w:p>
             <w:r>
-              <w:t xml:space="preserve">Typ </w:t>
-            </w:r>
-            <w:proofErr w:type="spellStart"/>
-            <w:r>
-              <w:t>i.e</w:t>
-            </w:r>
-            <w:proofErr w:type="spellEnd"/>
-            <w:r>
-              <w:t xml:space="preserve"> czy dotyczy wydarzenia czy czegoś innego. Data powiadomienia</w:t>
+              <w:t>Typ i.e czy dotyczy wydarzenia czy czegoś innego. Data powiadomienia</w:t>
             </w:r>
           </w:p>
           <w:p>
@@ -4515,17 +3869,11 @@
             <w:tcW w:w="2768" w:type="dxa"/>
           </w:tcPr>
           <w:p>
-            <w:proofErr w:type="spellStart"/>
-            <w:r>
-              <w:t>Vote</w:t>
-            </w:r>
-            <w:proofErr w:type="spellEnd"/>
-            <w:r>
-              <w:t>(Option)</w:t>
-            </w:r>
-          </w:p>
-          <w:p>
-            <w:proofErr w:type="spellStart"/>
+            <w:r>
+              <w:t>Vote(Option)</w:t>
+            </w:r>
+          </w:p>
+          <w:p>
             <w:r>
               <w:t>Check</w:t>
             </w:r>
@@ -4541,7 +3889,6 @@
             <w:r>
               <w:t>Voted</w:t>
             </w:r>
-            <w:proofErr w:type="spellEnd"/>
             <w:r>
               <w:t>()</w:t>
             </w:r>
@@ -4577,13 +3924,8 @@
             <w:tcW w:w="2329" w:type="dxa"/>
           </w:tcPr>
           <w:p>
-            <w:proofErr w:type="spellStart"/>
-            <w:r>
-              <w:t>Urzytkownicy</w:t>
-            </w:r>
-            <w:proofErr w:type="spellEnd"/>
-            <w:r>
-              <w:t xml:space="preserve"> biorący udział w ankiecie</w:t>
+            <w:r>
+              <w:t>Urzytkownicy biorący udział w ankiecie</w:t>
             </w:r>
           </w:p>
           <w:p>
@@ -4603,13 +3945,8 @@
           </w:p>
           <w:p>
             <w:r>
-              <w:t xml:space="preserve">Wymaganie jeden głos jeden </w:t>
-            </w:r>
-            <w:proofErr w:type="spellStart"/>
-            <w:r>
-              <w:t>urzytkownik</w:t>
-            </w:r>
-            <w:proofErr w:type="spellEnd"/>
+              <w:t>Wymaganie jeden głos jeden urzytkownik</w:t>
+            </w:r>
           </w:p>
           <w:p/>
         </w:tc>
@@ -4620,18 +3957,30 @@
             <w:tcW w:w="1668" w:type="dxa"/>
           </w:tcPr>
           <w:p>
-            <w:proofErr w:type="spellStart"/>
             <w:r>
               <w:t>membersOfGroup</w:t>
             </w:r>
-            <w:proofErr w:type="spellEnd"/>
           </w:p>
         </w:tc>
         <w:tc>
           <w:tcPr>
             <w:tcW w:w="2768" w:type="dxa"/>
           </w:tcPr>
-          <w:p/>
+          <w:p>
+            <w:r>
+              <w:t>Sprawdź uprawninienia</w:t>
+            </w:r>
+          </w:p>
+          <w:p>
+            <w:r>
+              <w:t xml:space="preserve">Dodaj uprawnienia </w:t>
+            </w:r>
+          </w:p>
+          <w:p>
+            <w:r>
+              <w:t>Daj wskaźnik do członka</w:t>
+            </w:r>
+          </w:p>
         </w:tc>
         <w:tc>
           <w:tcPr>
@@ -4641,11 +3990,9 @@
             <w:r>
               <w:t xml:space="preserve">Klasa pomocnicza </w:t>
             </w:r>
-            <w:proofErr w:type="spellStart"/>
-            <w:r>
-              <w:t>służąća</w:t>
-            </w:r>
-            <w:proofErr w:type="spellEnd"/>
+            <w:r>
+              <w:t>służąca</w:t>
+            </w:r>
             <w:r>
               <w:t xml:space="preserve"> do przechowywania informacji o użytkownikach danej grupy</w:t>
             </w:r>
@@ -4656,7 +4003,16 @@
           <w:tcPr>
             <w:tcW w:w="2329" w:type="dxa"/>
           </w:tcPr>
-          <w:p/>
+          <w:p>
+            <w:r>
+              <w:t>Wskaźnik na użytkownika</w:t>
+            </w:r>
+          </w:p>
+          <w:p>
+            <w:r>
+              <w:t>Uprawninia administartora</w:t>
+            </w:r>
+          </w:p>
         </w:tc>
       </w:tr>
     </w:tbl>
@@ -7913,6 +7269,23 @@
 </file>
 
 <file path=customXml/item1.xml><?xml version="1.0" encoding="utf-8"?>
+<p:properties xmlns:p="http://schemas.microsoft.com/office/2006/metadata/properties" xmlns:xsi="http://www.w3.org/2001/XMLSchema-instance" xmlns:pc="http://schemas.microsoft.com/office/infopath/2007/PartnerControls">
+  <documentManagement>
+    <ReferenceId xmlns="fd3f27a8-ad24-49d5-92fa-2c05663c6259" xsi:nil="true"/>
+  </documentManagement>
+</p:properties>
+</file>
+
+<file path=customXml/item2.xml><?xml version="1.0" encoding="utf-8"?>
+<?mso-contentType ?>
+<FormTemplates xmlns="http://schemas.microsoft.com/sharepoint/v3/contenttype/forms">
+  <Display>DocumentLibraryForm</Display>
+  <Edit>DocumentLibraryForm</Edit>
+  <New>DocumentLibraryForm</New>
+</FormTemplates>
+</file>
+
+<file path=customXml/item3.xml><?xml version="1.0" encoding="utf-8"?>
 <ct:contentTypeSchema xmlns:ct="http://schemas.microsoft.com/office/2006/metadata/contentType" xmlns:ma="http://schemas.microsoft.com/office/2006/metadata/properties/metaAttributes" ct:_="" ma:_="" ma:contentTypeName="Dokument" ma:contentTypeID="0x01010079CF38789B629C4AAA5F33600343C0A7" ma:contentTypeVersion="4" ma:contentTypeDescription="Utwórz nowy dokument." ma:contentTypeScope="" ma:versionID="03a7f6ca30ca43ef5470880c035ff45c">
   <xsd:schema xmlns:xsd="http://www.w3.org/2001/XMLSchema" xmlns:xs="http://www.w3.org/2001/XMLSchema" xmlns:p="http://schemas.microsoft.com/office/2006/metadata/properties" xmlns:ns2="fd3f27a8-ad24-49d5-92fa-2c05663c6259" targetNamespace="http://schemas.microsoft.com/office/2006/metadata/properties" ma:root="true" ma:fieldsID="c813fbdca954403d2538a81788f3b188" ns2:_="">
     <xsd:import namespace="fd3f27a8-ad24-49d5-92fa-2c05663c6259"/>
@@ -8056,28 +7429,29 @@
 </ct:contentTypeSchema>
 </file>
 
-<file path=customXml/item2.xml><?xml version="1.0" encoding="utf-8"?>
-<?mso-contentType ?>
-<FormTemplates xmlns="http://schemas.microsoft.com/sharepoint/v3/contenttype/forms">
-  <Display>DocumentLibraryForm</Display>
-  <Edit>DocumentLibraryForm</Edit>
-  <New>DocumentLibraryForm</New>
-</FormTemplates>
-</file>
-
-<file path=customXml/item3.xml><?xml version="1.0" encoding="utf-8"?>
-<p:properties xmlns:p="http://schemas.microsoft.com/office/2006/metadata/properties" xmlns:xsi="http://www.w3.org/2001/XMLSchema-instance" xmlns:pc="http://schemas.microsoft.com/office/infopath/2007/PartnerControls">
-  <documentManagement>
-    <ReferenceId xmlns="fd3f27a8-ad24-49d5-92fa-2c05663c6259" xsi:nil="true"/>
-  </documentManagement>
-</p:properties>
-</file>
-
 <file path=customXml/item4.xml><?xml version="1.0" encoding="utf-8"?>
 <b:Sources xmlns:b="http://schemas.openxmlformats.org/officeDocument/2006/bibliography" xmlns="http://schemas.openxmlformats.org/officeDocument/2006/bibliography" SelectedStyle="\APASixthEditionOfficeOnline.xsl" StyleName="APA" Version="6"/>
 </file>
 
 <file path=customXml/itemProps1.xml><?xml version="1.0" encoding="utf-8"?>
+<ds:datastoreItem xmlns:ds="http://schemas.openxmlformats.org/officeDocument/2006/customXml" ds:itemID="{22C5A530-C2DC-4E52-8F2F-B6FA6634DEE2}">
+  <ds:schemaRefs>
+    <ds:schemaRef ds:uri="http://schemas.microsoft.com/office/2006/metadata/properties"/>
+    <ds:schemaRef ds:uri="http://schemas.microsoft.com/office/infopath/2007/PartnerControls"/>
+    <ds:schemaRef ds:uri="fd3f27a8-ad24-49d5-92fa-2c05663c6259"/>
+  </ds:schemaRefs>
+</ds:datastoreItem>
+</file>
+
+<file path=customXml/itemProps2.xml><?xml version="1.0" encoding="utf-8"?>
+<ds:datastoreItem xmlns:ds="http://schemas.openxmlformats.org/officeDocument/2006/customXml" ds:itemID="{BA18345B-DA99-4ACD-88F0-B292052EDA1A}">
+  <ds:schemaRefs>
+    <ds:schemaRef ds:uri="http://schemas.microsoft.com/sharepoint/v3/contenttype/forms"/>
+  </ds:schemaRefs>
+</ds:datastoreItem>
+</file>
+
+<file path=customXml/itemProps3.xml><?xml version="1.0" encoding="utf-8"?>
 <ds:datastoreItem xmlns:ds="http://schemas.openxmlformats.org/officeDocument/2006/customXml" ds:itemID="{AF1A35D7-A49F-4DD2-81B1-B0C85B36FECD}">
   <ds:schemaRefs>
     <ds:schemaRef ds:uri="http://schemas.microsoft.com/office/2006/metadata/contentType"/>
@@ -8095,24 +7469,6 @@
 </ds:datastoreItem>
 </file>
 
-<file path=customXml/itemProps2.xml><?xml version="1.0" encoding="utf-8"?>
-<ds:datastoreItem xmlns:ds="http://schemas.openxmlformats.org/officeDocument/2006/customXml" ds:itemID="{BA18345B-DA99-4ACD-88F0-B292052EDA1A}">
-  <ds:schemaRefs>
-    <ds:schemaRef ds:uri="http://schemas.microsoft.com/sharepoint/v3/contenttype/forms"/>
-  </ds:schemaRefs>
-</ds:datastoreItem>
-</file>
-
-<file path=customXml/itemProps3.xml><?xml version="1.0" encoding="utf-8"?>
-<ds:datastoreItem xmlns:ds="http://schemas.openxmlformats.org/officeDocument/2006/customXml" ds:itemID="{22C5A530-C2DC-4E52-8F2F-B6FA6634DEE2}">
-  <ds:schemaRefs>
-    <ds:schemaRef ds:uri="http://schemas.microsoft.com/office/2006/metadata/properties"/>
-    <ds:schemaRef ds:uri="http://schemas.microsoft.com/office/infopath/2007/PartnerControls"/>
-    <ds:schemaRef ds:uri="fd3f27a8-ad24-49d5-92fa-2c05663c6259"/>
-  </ds:schemaRefs>
-</ds:datastoreItem>
-</file>
-
 <file path=customXml/itemProps4.xml><?xml version="1.0" encoding="utf-8"?>
 <ds:datastoreItem xmlns:ds="http://schemas.openxmlformats.org/officeDocument/2006/customXml" ds:itemID="{67DD6A7A-394A-4866-A2B0-CAB0D01B6CC8}">
   <ds:schemaRefs>
